--- a/public/muhammed-mubashir-k-resume-react-native.docx
+++ b/public/muhammed-mubashir-k-resume-react-native.docx
@@ -4,6 +4,7 @@
   <w:body>
     <w:p>
       <w:pPr>
+        <w:pStyle w:val="Title"/>
         <w:spacing w:after="20"/>
         <w:jc w:val="center"/>
       </w:pPr>
@@ -11,8 +12,8 @@
         <w:rPr>
           <w:rFonts w:ascii="Calibri" w:hAnsi="Calibri"/>
           <w:b/>
-          <w:color w:val="1A3A5F"/>
-          <w:sz w:val="40"/>
+          <w:color w:val="000000"/>
+          <w:sz w:val="36"/>
         </w:rPr>
         <w:t>MUHAMMED MUBASHIR K</w:t>
       </w:r>
@@ -26,10 +27,10 @@
         <w:rPr>
           <w:rFonts w:ascii="Calibri" w:hAnsi="Calibri"/>
           <w:b w:val="0"/>
-          <w:color w:val="646464"/>
+          <w:color w:val="2D2D2D"/>
           <w:sz w:val="20"/>
         </w:rPr>
-        <w:t>React Native Developer  |  React Native · React.js · Next.js · TypeScript</w:t>
+        <w:t>React Native Developer | TypeScript | JavaScript | Android | iOS</w:t>
       </w:r>
     </w:p>
     <w:p>
@@ -41,7 +42,7 @@
         <w:rPr>
           <w:rFonts w:ascii="Calibri" w:hAnsi="Calibri"/>
           <w:b w:val="0"/>
-          <w:color w:val="646464"/>
+          <w:color w:val="2D2D2D"/>
           <w:sz w:val="19"/>
         </w:rPr>
         <w:t xml:space="preserve">Kerala, India  |  </w:t>
@@ -49,7 +50,7 @@
       <w:hyperlink r:id="rId9">
         <w:r>
           <w:rPr>
-            <w:color w:val="1A3A5F"/>
+            <w:color w:val="000000"/>
             <w:sz w:val="19"/>
             <w:rFonts w:ascii="Calibri" w:hAnsi="Calibri"/>
           </w:rPr>
@@ -60,15 +61,34 @@
         <w:rPr>
           <w:rFonts w:ascii="Calibri" w:hAnsi="Calibri"/>
           <w:b w:val="0"/>
-          <w:color w:val="646464"/>
+          <w:color w:val="2D2D2D"/>
           <w:sz w:val="19"/>
         </w:rPr>
-        <w:t xml:space="preserve">  |  +91 8089433955  |  </w:t>
+        <w:t xml:space="preserve">  |  </w:t>
       </w:r>
       <w:hyperlink r:id="rId10">
         <w:r>
           <w:rPr>
-            <w:color w:val="1A3A5F"/>
+            <w:color w:val="000000"/>
+            <w:sz w:val="19"/>
+            <w:rFonts w:ascii="Calibri" w:hAnsi="Calibri"/>
+          </w:rPr>
+          <w:t>+91 8089433955</w:t>
+        </w:r>
+      </w:hyperlink>
+      <w:r>
+        <w:rPr>
+          <w:rFonts w:ascii="Calibri" w:hAnsi="Calibri"/>
+          <w:b w:val="0"/>
+          <w:color w:val="2D2D2D"/>
+          <w:sz w:val="19"/>
+        </w:rPr>
+        <w:t xml:space="preserve">  |  </w:t>
+      </w:r>
+      <w:hyperlink r:id="rId11">
+        <w:r>
+          <w:rPr>
+            <w:color w:val="000000"/>
             <w:sz w:val="19"/>
             <w:rFonts w:ascii="Calibri" w:hAnsi="Calibri"/>
           </w:rPr>
@@ -79,15 +99,15 @@
         <w:rPr>
           <w:rFonts w:ascii="Calibri" w:hAnsi="Calibri"/>
           <w:b w:val="0"/>
-          <w:color w:val="646464"/>
+          <w:color w:val="2D2D2D"/>
           <w:sz w:val="19"/>
         </w:rPr>
         <w:t xml:space="preserve">  |  </w:t>
       </w:r>
-      <w:hyperlink r:id="rId11">
+      <w:hyperlink r:id="rId12">
         <w:r>
           <w:rPr>
-            <w:color w:val="1A3A5F"/>
+            <w:color w:val="000000"/>
             <w:sz w:val="19"/>
             <w:rFonts w:ascii="Calibri" w:hAnsi="Calibri"/>
           </w:rPr>
@@ -98,15 +118,15 @@
         <w:rPr>
           <w:rFonts w:ascii="Calibri" w:hAnsi="Calibri"/>
           <w:b w:val="0"/>
-          <w:color w:val="646464"/>
+          <w:color w:val="2D2D2D"/>
           <w:sz w:val="19"/>
         </w:rPr>
         <w:t xml:space="preserve">  |  </w:t>
       </w:r>
-      <w:hyperlink r:id="rId12">
+      <w:hyperlink r:id="rId13">
         <w:r>
           <w:rPr>
-            <w:color w:val="1A3A5F"/>
+            <w:color w:val="000000"/>
             <w:sz w:val="19"/>
             <w:rFonts w:ascii="Calibri" w:hAnsi="Calibri"/>
           </w:rPr>
@@ -116,19 +136,17 @@
     </w:p>
     <w:p>
       <w:pPr>
-        <w:spacing w:before="200" w:after="100"/>
-        <w:pBdr>
-          <w:bottom w:val="single" w:sz="6" w:space="4" w:color="B0B0B0"/>
-        </w:pBdr>
+        <w:pStyle w:val="Heading1"/>
+        <w:spacing w:before="160" w:after="60"/>
       </w:pPr>
       <w:r>
         <w:rPr>
           <w:rFonts w:ascii="Calibri" w:hAnsi="Calibri"/>
           <w:b/>
-          <w:color w:val="1A3A5F"/>
+          <w:color w:val="000000"/>
           <w:sz w:val="22"/>
         </w:rPr>
-        <w:t>PROFESSIONAL SUMMARY</w:t>
+        <w:t>Professional Summary</w:t>
       </w:r>
     </w:p>
     <w:p>
@@ -139,27 +157,178 @@
         <w:rPr>
           <w:rFonts w:ascii="Calibri" w:hAnsi="Calibri"/>
           <w:b w:val="0"/>
-          <w:color w:val="212121"/>
-          <w:sz w:val="20"/>
+          <w:color w:val="000000"/>
+          <w:sz w:val="21"/>
         </w:rPr>
-        <w:t>React Native Developer with production experience building cross-platform mobile applications. Shipped a business networking app with deep linking, profile sharing, subscription management, and group navigation. Also built production web applications using React.js and Next.js, including a multi-tenant e-commerce platform with 8+ theme packs and bilingual (English/Arabic) storefronts with RTL support. Additionally experienced in Flutter for mobile development.</w:t>
+        <w:t>React Native Developer with production experience building Android and iOS features using TypeScript and JavaScript. Delivered company profiles, connection and subscription workflows, reCAPTCHA Enterprise, image handling, shareable URLs, and Branch deferred deep linking. Skilled in REST APIs, responsive UI, release troubleshooting, React.js, Next.js, and Flutter.</w:t>
       </w:r>
     </w:p>
     <w:p>
       <w:pPr>
-        <w:spacing w:before="200" w:after="100"/>
-        <w:pBdr>
-          <w:bottom w:val="single" w:sz="6" w:space="4" w:color="B0B0B0"/>
-        </w:pBdr>
+        <w:pStyle w:val="Heading1"/>
+        <w:spacing w:before="160" w:after="60"/>
       </w:pPr>
       <w:r>
         <w:rPr>
           <w:rFonts w:ascii="Calibri" w:hAnsi="Calibri"/>
           <w:b/>
-          <w:color w:val="1A3A5F"/>
+          <w:color w:val="000000"/>
           <w:sz w:val="22"/>
         </w:rPr>
-        <w:t>EXPERIENCE</w:t>
+        <w:t>Technical Skills</w:t>
+      </w:r>
+    </w:p>
+    <w:p>
+      <w:pPr>
+        <w:spacing w:after="20"/>
+      </w:pPr>
+      <w:r>
+        <w:rPr>
+          <w:rFonts w:ascii="Calibri" w:hAnsi="Calibri"/>
+          <w:b/>
+          <w:color w:val="000000"/>
+          <w:sz w:val="20"/>
+        </w:rPr>
+        <w:t xml:space="preserve">React Native Development: </w:t>
+      </w:r>
+      <w:r>
+        <w:rPr>
+          <w:rFonts w:ascii="Calibri" w:hAnsi="Calibri"/>
+          <w:b w:val="0"/>
+          <w:color w:val="000000"/>
+          <w:sz w:val="20"/>
+        </w:rPr>
+        <w:t>React Native, TypeScript, JavaScript, Responsive UI, State Management</w:t>
+      </w:r>
+    </w:p>
+    <w:p>
+      <w:pPr>
+        <w:spacing w:after="20"/>
+      </w:pPr>
+      <w:r>
+        <w:rPr>
+          <w:rFonts w:ascii="Calibri" w:hAnsi="Calibri"/>
+          <w:b/>
+          <w:color w:val="000000"/>
+          <w:sz w:val="20"/>
+        </w:rPr>
+        <w:t xml:space="preserve">Mobile Platforms: </w:t>
+      </w:r>
+      <w:r>
+        <w:rPr>
+          <w:rFonts w:ascii="Calibri" w:hAnsi="Calibri"/>
+          <w:b w:val="0"/>
+          <w:color w:val="000000"/>
+          <w:sz w:val="20"/>
+        </w:rPr>
+        <w:t>Android, iOS, Branch NativeLink, Deferred Deep Linking, Release Builds</w:t>
+      </w:r>
+    </w:p>
+    <w:p>
+      <w:pPr>
+        <w:spacing w:after="20"/>
+      </w:pPr>
+      <w:r>
+        <w:rPr>
+          <w:rFonts w:ascii="Calibri" w:hAnsi="Calibri"/>
+          <w:b/>
+          <w:color w:val="000000"/>
+          <w:sz w:val="20"/>
+        </w:rPr>
+        <w:t xml:space="preserve">React Ecosystem: </w:t>
+      </w:r>
+      <w:r>
+        <w:rPr>
+          <w:rFonts w:ascii="Calibri" w:hAnsi="Calibri"/>
+          <w:b w:val="0"/>
+          <w:color w:val="000000"/>
+          <w:sz w:val="20"/>
+        </w:rPr>
+        <w:t>React.js, Next.js, HTML5, CSS3, Tailwind CSS, SSR, ISR</w:t>
+      </w:r>
+    </w:p>
+    <w:p>
+      <w:pPr>
+        <w:spacing w:after="20"/>
+      </w:pPr>
+      <w:r>
+        <w:rPr>
+          <w:rFonts w:ascii="Calibri" w:hAnsi="Calibri"/>
+          <w:b/>
+          <w:color w:val="000000"/>
+          <w:sz w:val="20"/>
+        </w:rPr>
+        <w:t xml:space="preserve">Architecture and APIs: </w:t>
+      </w:r>
+      <w:r>
+        <w:rPr>
+          <w:rFonts w:ascii="Calibri" w:hAnsi="Calibri"/>
+          <w:b w:val="0"/>
+          <w:color w:val="000000"/>
+          <w:sz w:val="20"/>
+        </w:rPr>
+        <w:t>REST APIs, Authentication, JSON, Pagination, Error Handling, Multi-Tenant Architecture</w:t>
+      </w:r>
+    </w:p>
+    <w:p>
+      <w:pPr>
+        <w:spacing w:after="20"/>
+      </w:pPr>
+      <w:r>
+        <w:rPr>
+          <w:rFonts w:ascii="Calibri" w:hAnsi="Calibri"/>
+          <w:b/>
+          <w:color w:val="000000"/>
+          <w:sz w:val="20"/>
+        </w:rPr>
+        <w:t xml:space="preserve">Integrations and Tools: </w:t>
+      </w:r>
+      <w:r>
+        <w:rPr>
+          <w:rFonts w:ascii="Calibri" w:hAnsi="Calibri"/>
+          <w:b w:val="0"/>
+          <w:color w:val="000000"/>
+          <w:sz w:val="20"/>
+        </w:rPr>
+        <w:t>reCAPTCHA Enterprise, Razorpay, Algolia, Git, GitHub, Postman, Figma</w:t>
+      </w:r>
+    </w:p>
+    <w:p>
+      <w:pPr>
+        <w:spacing w:after="20"/>
+      </w:pPr>
+      <w:r>
+        <w:rPr>
+          <w:rFonts w:ascii="Calibri" w:hAnsi="Calibri"/>
+          <w:b/>
+          <w:color w:val="000000"/>
+          <w:sz w:val="20"/>
+        </w:rPr>
+        <w:t xml:space="preserve">Additional Experience: </w:t>
+      </w:r>
+      <w:r>
+        <w:rPr>
+          <w:rFonts w:ascii="Calibri" w:hAnsi="Calibri"/>
+          <w:b w:val="0"/>
+          <w:color w:val="000000"/>
+          <w:sz w:val="20"/>
+        </w:rPr>
+        <w:t>Flutter, Dart, Arabic Localization, RTL, Google Maps, Push Notifications</w:t>
+      </w:r>
+    </w:p>
+    <w:p>
+      <w:pPr>
+        <w:pStyle w:val="Heading1"/>
+        <w:spacing w:before="160" w:after="60"/>
+      </w:pPr>
+      <w:r>
+        <w:rPr>
+          <w:rFonts w:ascii="Calibri" w:hAnsi="Calibri"/>
+          <w:b/>
+          <w:color w:val="000000"/>
+          <w:sz w:val="22"/>
+        </w:rPr>
+        <w:t>Work Experience</w:t>
       </w:r>
     </w:p>
     <w:p>
@@ -170,7 +339,7 @@
         <w:rPr>
           <w:rFonts w:ascii="Calibri" w:hAnsi="Calibri"/>
           <w:b/>
-          <w:color w:val="212121"/>
+          <w:color w:val="000000"/>
           <w:sz w:val="22"/>
         </w:rPr>
         <w:t>ENKE Consulting Services LLP</w:t>
@@ -179,10 +348,10 @@
         <w:rPr>
           <w:rFonts w:ascii="Calibri" w:hAnsi="Calibri"/>
           <w:b w:val="0"/>
-          <w:color w:val="646464"/>
+          <w:color w:val="2D2D2D"/>
           <w:sz w:val="19"/>
         </w:rPr>
-        <w:t xml:space="preserve">  |  Apr 2026 – Present · 4 mos</w:t>
+        <w:t xml:space="preserve">  |  Apr 2026 - Present | 5 mos</w:t>
       </w:r>
     </w:p>
     <w:p>
@@ -193,16 +362,16 @@
         <w:rPr>
           <w:rFonts w:ascii="Calibri" w:hAnsi="Calibri"/>
           <w:b/>
-          <w:color w:val="212121"/>
+          <w:color w:val="000000"/>
           <w:sz w:val="21"/>
         </w:rPr>
-        <w:t>Jr Application Developer</w:t>
+        <w:t>Junior Application Developer</w:t>
       </w:r>
       <w:r>
         <w:rPr>
           <w:rFonts w:ascii="Calibri" w:hAnsi="Calibri"/>
           <w:b w:val="0"/>
-          <w:color w:val="646464"/>
+          <w:color w:val="2D2D2D"/>
           <w:sz w:val="20"/>
         </w:rPr>
         <w:t xml:space="preserve">  |  </w:t>
@@ -211,10 +380,10 @@
         <w:rPr>
           <w:rFonts w:ascii="Calibri" w:hAnsi="Calibri"/>
           <w:b w:val="0"/>
-          <w:color w:val="646464"/>
+          <w:color w:val="2D2D2D"/>
           <w:sz w:val="19"/>
         </w:rPr>
-        <w:t>Jul 2026 – Present · 1 mo</w:t>
+        <w:t>Jul 2026 - Present | 2 mos</w:t>
       </w:r>
     </w:p>
     <w:p>
@@ -227,10 +396,10 @@
         <w:rPr>
           <w:rFonts w:ascii="Calibri" w:hAnsi="Calibri"/>
           <w:b w:val="0"/>
-          <w:color w:val="212121"/>
-          <w:sz w:val="19"/>
+          <w:color w:val="000000"/>
+          <w:sz w:val="20"/>
         </w:rPr>
-        <w:t>Developed a React Native business networking app with company profile management, connection request workflows, subscription cancellation/reactivation, and deep link integration.</w:t>
+        <w:t>Developed a React Native business networking application with company profiles, connections, subscriptions, navigation, authentication, and REST APIs.</w:t>
       </w:r>
     </w:p>
     <w:p>
@@ -243,10 +412,10 @@
         <w:rPr>
           <w:rFonts w:ascii="Calibri" w:hAnsi="Calibri"/>
           <w:b w:val="0"/>
-          <w:color w:val="212121"/>
-          <w:sz w:val="19"/>
+          <w:color w:val="000000"/>
+          <w:sz w:val="20"/>
         </w:rPr>
-        <w:t>Implemented profile sharing via shortened URLs, group navigation, username auto-sync, and exit confirmation flows in the React Native application.</w:t>
+        <w:t>Implemented Branch NativeLink, deferred deep linking, shareable profile URLs, and reliable link handling across Android and iOS release flows.</w:t>
       </w:r>
     </w:p>
     <w:p>
@@ -259,10 +428,10 @@
         <w:rPr>
           <w:rFonts w:ascii="Calibri" w:hAnsi="Calibri"/>
           <w:b w:val="0"/>
-          <w:color w:val="212121"/>
-          <w:sz w:val="19"/>
+          <w:color w:val="000000"/>
+          <w:sz w:val="20"/>
         </w:rPr>
-        <w:t>Engineered a multi-tenant Next.js e-commerce platform with 8+ production theme packs, tenant onboarding, and KV-based tenant switching serving live client storefronts.</w:t>
+        <w:t>Integrated reCAPTCHA Enterprise, API-driven social platforms, image handling, and username synchronization; resolved mobile build and release issues.</w:t>
       </w:r>
     </w:p>
     <w:p>
@@ -275,10 +444,42 @@
         <w:rPr>
           <w:rFonts w:ascii="Calibri" w:hAnsi="Calibri"/>
           <w:b w:val="0"/>
-          <w:color w:val="212121"/>
+          <w:color w:val="000000"/>
+          <w:sz w:val="20"/>
+        </w:rPr>
+        <w:t>Built React.js and Next.js commerce features including multi-tenant themes, search, filters, checkout, payments, SSR, ISR, and responsive UI.</w:t>
+      </w:r>
+    </w:p>
+    <w:p>
+      <w:pPr>
+        <w:spacing w:before="60" w:after="40"/>
+      </w:pPr>
+      <w:r>
+        <w:rPr>
+          <w:rFonts w:ascii="Calibri" w:hAnsi="Calibri"/>
+          <w:b/>
+          <w:color w:val="000000"/>
+          <w:sz w:val="21"/>
+        </w:rPr>
+        <w:t>Full Stack Developer Trainee</w:t>
+      </w:r>
+      <w:r>
+        <w:rPr>
+          <w:rFonts w:ascii="Calibri" w:hAnsi="Calibri"/>
+          <w:b w:val="0"/>
+          <w:color w:val="2D2D2D"/>
+          <w:sz w:val="20"/>
+        </w:rPr>
+        <w:t xml:space="preserve">  |  </w:t>
+      </w:r>
+      <w:r>
+        <w:rPr>
+          <w:rFonts w:ascii="Calibri" w:hAnsi="Calibri"/>
+          <w:b w:val="0"/>
+          <w:color w:val="2D2D2D"/>
           <w:sz w:val="19"/>
         </w:rPr>
-        <w:t>Built live search autocomplete with debounced requests and request cancellation, integrated across multiple theme navigation bars with Algolia-powered product discovery.</w:t>
+        <w:t>Apr 2026 - Jul 2026 | 3 mos</w:t>
       </w:r>
     </w:p>
     <w:p>
@@ -291,26 +492,25 @@
         <w:rPr>
           <w:rFonts w:ascii="Calibri" w:hAnsi="Calibri"/>
           <w:b w:val="0"/>
-          <w:color w:val="212121"/>
-          <w:sz w:val="19"/>
+          <w:color w:val="000000"/>
+          <w:sz w:val="20"/>
         </w:rPr>
-        <w:t>Delivered bilingual (English/Arabic) storefronts with full RTL layout support, i18n translation systems, ISR caching, and dynamic SEO metadata.</w:t>
+        <w:t>Integrated APIs and built reusable responsive components for authentication, profiles, products, orders, checkout, payments, image uploads, and pagination.</w:t>
       </w:r>
     </w:p>
     <w:p>
       <w:pPr>
-        <w:pStyle w:val="ListBullet"/>
-        <w:spacing w:after="40" w:line="269" w:lineRule="auto"/>
-        <w:ind w:left="288" w:hanging="288"/>
+        <w:pStyle w:val="Heading1"/>
+        <w:spacing w:before="160" w:after="60"/>
       </w:pPr>
       <w:r>
         <w:rPr>
           <w:rFonts w:ascii="Calibri" w:hAnsi="Calibri"/>
-          <w:b w:val="0"/>
-          <w:color w:val="212121"/>
-          <w:sz w:val="19"/>
+          <w:b/>
+          <w:color w:val="000000"/>
+          <w:sz w:val="22"/>
         </w:rPr>
-        <w:t>Also built Flutter mobile applications for POS operations and logistics, covering billing, inventory management, and delivery workflows.</w:t>
+        <w:t>Education</w:t>
       </w:r>
     </w:p>
     <w:p>
@@ -321,16 +521,16 @@
         <w:rPr>
           <w:rFonts w:ascii="Calibri" w:hAnsi="Calibri"/>
           <w:b/>
-          <w:color w:val="212121"/>
+          <w:color w:val="000000"/>
           <w:sz w:val="21"/>
         </w:rPr>
-        <w:t>Full Stack Developer Trainee</w:t>
+        <w:t>Bachelor of Computer Applications (BCA)</w:t>
       </w:r>
       <w:r>
         <w:rPr>
           <w:rFonts w:ascii="Calibri" w:hAnsi="Calibri"/>
           <w:b w:val="0"/>
-          <w:color w:val="646464"/>
+          <w:color w:val="2D2D2D"/>
           <w:sz w:val="20"/>
         </w:rPr>
         <w:t xml:space="preserve">  |  </w:t>
@@ -339,75 +539,39 @@
         <w:rPr>
           <w:rFonts w:ascii="Calibri" w:hAnsi="Calibri"/>
           <w:b w:val="0"/>
-          <w:color w:val="646464"/>
+          <w:color w:val="2D2D2D"/>
           <w:sz w:val="19"/>
         </w:rPr>
-        <w:t>Apr 2026 – Jul 2026 · 3 mos</w:t>
+        <w:t>2023 - 2026</w:t>
       </w:r>
     </w:p>
     <w:p>
       <w:pPr>
-        <w:pStyle w:val="ListBullet"/>
-        <w:spacing w:after="40" w:line="269" w:lineRule="auto"/>
-        <w:ind w:left="288" w:hanging="288"/>
+        <w:spacing w:after="40" w:line="276" w:lineRule="auto"/>
       </w:pPr>
       <w:r>
         <w:rPr>
           <w:rFonts w:ascii="Calibri" w:hAnsi="Calibri"/>
           <w:b w:val="0"/>
-          <w:color w:val="212121"/>
-          <w:sz w:val="19"/>
+          <w:color w:val="000000"/>
+          <w:sz w:val="21"/>
         </w:rPr>
-        <w:t>Integrated REST APIs for authentication, product catalogs, orders, and checkout across Next.js storefronts and Flutter mobile applications.</w:t>
+        <w:t>Priyadarshini Arts and Science College, Melmuri, Malappuram | University of Calicut</w:t>
       </w:r>
     </w:p>
     <w:p>
       <w:pPr>
-        <w:pStyle w:val="ListBullet"/>
-        <w:spacing w:after="40" w:line="269" w:lineRule="auto"/>
-        <w:ind w:left="288" w:hanging="288"/>
-      </w:pPr>
-      <w:r>
-        <w:rPr>
-          <w:rFonts w:ascii="Calibri" w:hAnsi="Calibri"/>
-          <w:b w:val="0"/>
-          <w:color w:val="212121"/>
-          <w:sz w:val="19"/>
-        </w:rPr>
-        <w:t>Built dynamic category-driven property filter architecture with multi-select filtering and a review system supporting multi-image uploads.</w:t>
-      </w:r>
-    </w:p>
-    <w:p>
-      <w:pPr>
-        <w:pStyle w:val="ListBullet"/>
-        <w:spacing w:after="40" w:line="269" w:lineRule="auto"/>
-        <w:ind w:left="288" w:hanging="288"/>
-      </w:pPr>
-      <w:r>
-        <w:rPr>
-          <w:rFonts w:ascii="Calibri" w:hAnsi="Calibri"/>
-          <w:b w:val="0"/>
-          <w:color w:val="212121"/>
-          <w:sz w:val="19"/>
-        </w:rPr>
-        <w:t>Implemented Google Maps navigation, infinite-scroll pagination, and date-based filtering for logistics delivery management screens.</w:t>
-      </w:r>
-    </w:p>
-    <w:p>
-      <w:pPr>
-        <w:spacing w:before="200" w:after="100"/>
-        <w:pBdr>
-          <w:bottom w:val="single" w:sz="6" w:space="4" w:color="B0B0B0"/>
-        </w:pBdr>
+        <w:pStyle w:val="Heading1"/>
+        <w:spacing w:before="160" w:after="60"/>
       </w:pPr>
       <w:r>
         <w:rPr>
           <w:rFonts w:ascii="Calibri" w:hAnsi="Calibri"/>
           <w:b/>
-          <w:color w:val="1A3A5F"/>
+          <w:color w:val="000000"/>
           <w:sz w:val="22"/>
         </w:rPr>
-        <w:t>SELECTED PROJECTS</w:t>
+        <w:t>Projects</w:t>
       </w:r>
     </w:p>
     <w:p>
@@ -418,7 +582,7 @@
         <w:rPr>
           <w:rFonts w:ascii="Calibri" w:hAnsi="Calibri"/>
           <w:b/>
-          <w:color w:val="212121"/>
+          <w:color w:val="000000"/>
           <w:sz w:val="21"/>
         </w:rPr>
         <w:t>Connect App</w:t>
@@ -427,7 +591,7 @@
         <w:rPr>
           <w:rFonts w:ascii="Calibri" w:hAnsi="Calibri"/>
           <w:b w:val="0"/>
-          <w:color w:val="646464"/>
+          <w:color w:val="2D2D2D"/>
           <w:sz w:val="20"/>
         </w:rPr>
         <w:t xml:space="preserve">  |  </w:t>
@@ -436,7 +600,7 @@
         <w:rPr>
           <w:rFonts w:ascii="Calibri" w:hAnsi="Calibri"/>
           <w:b w:val="0"/>
-          <w:color w:val="646464"/>
+          <w:color w:val="2D2D2D"/>
           <w:sz w:val="19"/>
         </w:rPr>
         <w:t>Business Networking Application (React Native)</w:t>
@@ -450,10 +614,10 @@
         <w:rPr>
           <w:rFonts w:ascii="Calibri" w:hAnsi="Calibri"/>
           <w:b w:val="0"/>
-          <w:color w:val="212121"/>
-          <w:sz w:val="20"/>
+          <w:color w:val="000000"/>
+          <w:sz w:val="21"/>
         </w:rPr>
-        <w:t>Built a business networking app enabling companies to create and share professional profiles, manage connection requests, and handle subscriptions. Implemented deep linking, profile sharing via shortened URLs, group navigation, and username auto-sync.</w:t>
+        <w:t>Built profiles, connections, subscriptions, reCAPTCHA Enterprise, image handling, shareable URLs, and Branch deferred deep links for Android and iOS.</w:t>
       </w:r>
     </w:p>
     <w:p>
@@ -464,7 +628,7 @@
         <w:rPr>
           <w:rFonts w:ascii="Calibri" w:hAnsi="Calibri"/>
           <w:b/>
-          <w:color w:val="212121"/>
+          <w:color w:val="000000"/>
           <w:sz w:val="21"/>
         </w:rPr>
         <w:t>FUNZCART / CloudPOS Web</w:t>
@@ -473,7 +637,7 @@
         <w:rPr>
           <w:rFonts w:ascii="Calibri" w:hAnsi="Calibri"/>
           <w:b w:val="0"/>
-          <w:color w:val="646464"/>
+          <w:color w:val="2D2D2D"/>
           <w:sz w:val="20"/>
         </w:rPr>
         <w:t xml:space="preserve">  |  </w:t>
@@ -482,7 +646,7 @@
         <w:rPr>
           <w:rFonts w:ascii="Calibri" w:hAnsi="Calibri"/>
           <w:b w:val="0"/>
-          <w:color w:val="646464"/>
+          <w:color w:val="2D2D2D"/>
           <w:sz w:val="19"/>
         </w:rPr>
         <w:t>Multi-Tenant E-Commerce Platform (Next.js)</w:t>
@@ -496,10 +660,10 @@
         <w:rPr>
           <w:rFonts w:ascii="Calibri" w:hAnsi="Calibri"/>
           <w:b w:val="0"/>
-          <w:color w:val="212121"/>
-          <w:sz w:val="20"/>
+          <w:color w:val="000000"/>
+          <w:sz w:val="21"/>
         </w:rPr>
-        <w:t>Built and maintained a multi-tenant Next.js platform with 8+ production theme packs and tenant storefronts. Designed dynamic property filter architecture, live search autocomplete, and a review system with multi-image uploads. Integrated Razorpay payments and WhatsApp order notifications.</w:t>
+        <w:t>Built 8+ Next.js theme packs with Algolia search, dynamic filters, responsive checkout, Razorpay payments, and API-driven content.</w:t>
       </w:r>
     </w:p>
     <w:p>
@@ -510,16 +674,16 @@
         <w:rPr>
           <w:rFonts w:ascii="Calibri" w:hAnsi="Calibri"/>
           <w:b/>
-          <w:color w:val="212121"/>
+          <w:color w:val="000000"/>
           <w:sz w:val="21"/>
         </w:rPr>
-        <w:t>Juice World</w:t>
+        <w:t>EPOSMOB</w:t>
       </w:r>
       <w:r>
         <w:rPr>
           <w:rFonts w:ascii="Calibri" w:hAnsi="Calibri"/>
           <w:b w:val="0"/>
-          <w:color w:val="646464"/>
+          <w:color w:val="2D2D2D"/>
           <w:sz w:val="20"/>
         </w:rPr>
         <w:t xml:space="preserve">  |  </w:t>
@@ -528,99 +692,7 @@
         <w:rPr>
           <w:rFonts w:ascii="Calibri" w:hAnsi="Calibri"/>
           <w:b w:val="0"/>
-          <w:color w:val="646464"/>
-          <w:sz w:val="19"/>
-        </w:rPr>
-        <w:t>Production Storefront (Next.js · i18n · ISR)</w:t>
-      </w:r>
-    </w:p>
-    <w:p>
-      <w:pPr>
-        <w:spacing w:after="60" w:line="276" w:lineRule="auto"/>
-      </w:pPr>
-      <w:r>
-        <w:rPr>
-          <w:rFonts w:ascii="Calibri" w:hAnsi="Calibri"/>
-          <w:b w:val="0"/>
-          <w:color w:val="212121"/>
-          <w:sz w:val="20"/>
-        </w:rPr>
-        <w:t>Developed a production storefront with API-driven content. Implemented English/Arabic i18n with full RTL support, ISR caching, dynamic SEO metadata, and sitemap generation.</w:t>
-      </w:r>
-    </w:p>
-    <w:p>
-      <w:pPr>
-        <w:spacing w:before="60" w:after="40"/>
-      </w:pPr>
-      <w:r>
-        <w:rPr>
-          <w:rFonts w:ascii="Calibri" w:hAnsi="Calibri"/>
-          <w:b/>
-          <w:color w:val="212121"/>
-          <w:sz w:val="21"/>
-        </w:rPr>
-        <w:t>Ganvin</w:t>
-      </w:r>
-      <w:r>
-        <w:rPr>
-          <w:rFonts w:ascii="Calibri" w:hAnsi="Calibri"/>
-          <w:b w:val="0"/>
-          <w:color w:val="646464"/>
-          <w:sz w:val="20"/>
-        </w:rPr>
-        <w:t xml:space="preserve">  |  </w:t>
-      </w:r>
-      <w:r>
-        <w:rPr>
-          <w:rFonts w:ascii="Calibri" w:hAnsi="Calibri"/>
-          <w:b w:val="0"/>
-          <w:color w:val="646464"/>
-          <w:sz w:val="19"/>
-        </w:rPr>
-        <w:t>Logistics &amp; Delivery Ecosystem (Flutter)</w:t>
-      </w:r>
-    </w:p>
-    <w:p>
-      <w:pPr>
-        <w:spacing w:after="60" w:line="276" w:lineRule="auto"/>
-      </w:pPr>
-      <w:r>
-        <w:rPr>
-          <w:rFonts w:ascii="Calibri" w:hAnsi="Calibri"/>
-          <w:b w:val="0"/>
-          <w:color w:val="212121"/>
-          <w:sz w:val="20"/>
-        </w:rPr>
-        <w:t>Built Executive and Customer apps for the Ganvin logistics ecosystem. Implemented Google Maps navigation, infinite-scroll pagination, Razorpay payments, and resolved timezone/API issues with the backend team.</w:t>
-      </w:r>
-    </w:p>
-    <w:p>
-      <w:pPr>
-        <w:spacing w:before="60" w:after="40"/>
-      </w:pPr>
-      <w:r>
-        <w:rPr>
-          <w:rFonts w:ascii="Calibri" w:hAnsi="Calibri"/>
-          <w:b/>
-          <w:color w:val="212121"/>
-          <w:sz w:val="21"/>
-        </w:rPr>
-        <w:t>EPOSMOB</w:t>
-      </w:r>
-      <w:r>
-        <w:rPr>
-          <w:rFonts w:ascii="Calibri" w:hAnsi="Calibri"/>
-          <w:b w:val="0"/>
-          <w:color w:val="646464"/>
-          <w:sz w:val="20"/>
-        </w:rPr>
-        <w:t xml:space="preserve">  |  </w:t>
-      </w:r>
-      <w:r>
-        <w:rPr>
-          <w:rFonts w:ascii="Calibri" w:hAnsi="Calibri"/>
-          <w:b w:val="0"/>
-          <w:color w:val="646464"/>
+          <w:color w:val="2D2D2D"/>
           <w:sz w:val="19"/>
         </w:rPr>
         <w:t>Mobile POS &amp; Inventory Management (Flutter)</w:t>
@@ -634,247 +706,15 @@
         <w:rPr>
           <w:rFonts w:ascii="Calibri" w:hAnsi="Calibri"/>
           <w:b w:val="0"/>
-          <w:color w:val="212121"/>
-          <w:sz w:val="20"/>
+          <w:color w:val="000000"/>
+          <w:sz w:val="21"/>
         </w:rPr>
-        <w:t>Developed a mobile POS application covering billing, Day Close workflows, bilingual receipt printing, stock reports, purchase orders, and supplier/customer management.</w:t>
-      </w:r>
-    </w:p>
-    <w:p>
-      <w:pPr>
-        <w:spacing w:before="200" w:after="100"/>
-        <w:pBdr>
-          <w:bottom w:val="single" w:sz="6" w:space="4" w:color="B0B0B0"/>
-        </w:pBdr>
-      </w:pPr>
-      <w:r>
-        <w:rPr>
-          <w:rFonts w:ascii="Calibri" w:hAnsi="Calibri"/>
-          <w:b/>
-          <w:color w:val="1A3A5F"/>
-          <w:sz w:val="22"/>
-        </w:rPr>
-        <w:t>TECHNICAL SKILLS</w:t>
-      </w:r>
-    </w:p>
-    <w:p>
-      <w:pPr>
-        <w:spacing w:after="40"/>
-      </w:pPr>
-      <w:r>
-        <w:rPr>
-          <w:rFonts w:ascii="Calibri" w:hAnsi="Calibri"/>
-          <w:b/>
-          <w:color w:val="212121"/>
-          <w:sz w:val="19"/>
-        </w:rPr>
-        <w:t xml:space="preserve">Mobile Development: </w:t>
-      </w:r>
-      <w:r>
-        <w:rPr>
-          <w:rFonts w:ascii="Calibri" w:hAnsi="Calibri"/>
-          <w:b w:val="0"/>
-          <w:color w:val="646464"/>
-          <w:sz w:val="19"/>
-        </w:rPr>
-        <w:t>React Native, Deep Linking, Flutter, Dart</w:t>
-      </w:r>
-    </w:p>
-    <w:p>
-      <w:pPr>
-        <w:spacing w:after="40"/>
-      </w:pPr>
-      <w:r>
-        <w:rPr>
-          <w:rFonts w:ascii="Calibri" w:hAnsi="Calibri"/>
-          <w:b/>
-          <w:color w:val="212121"/>
-          <w:sz w:val="19"/>
-        </w:rPr>
-        <w:t xml:space="preserve">React Ecosystem: </w:t>
-      </w:r>
-      <w:r>
-        <w:rPr>
-          <w:rFonts w:ascii="Calibri" w:hAnsi="Calibri"/>
-          <w:b w:val="0"/>
-          <w:color w:val="646464"/>
-          <w:sz w:val="19"/>
-        </w:rPr>
-        <w:t>React.js, Next.js, TypeScript, JavaScript</w:t>
-      </w:r>
-    </w:p>
-    <w:p>
-      <w:pPr>
-        <w:spacing w:after="40"/>
-      </w:pPr>
-      <w:r>
-        <w:rPr>
-          <w:rFonts w:ascii="Calibri" w:hAnsi="Calibri"/>
-          <w:b/>
-          <w:color w:val="212121"/>
-          <w:sz w:val="19"/>
-        </w:rPr>
-        <w:t xml:space="preserve">Web Architecture: </w:t>
-      </w:r>
-      <w:r>
-        <w:rPr>
-          <w:rFonts w:ascii="Calibri" w:hAnsi="Calibri"/>
-          <w:b w:val="0"/>
-          <w:color w:val="646464"/>
-          <w:sz w:val="19"/>
-        </w:rPr>
-        <w:t>SSR, ISR, Dynamic Routing, SEO, i18n, RTL Support, Responsive Design</w:t>
-      </w:r>
-    </w:p>
-    <w:p>
-      <w:pPr>
-        <w:spacing w:after="40"/>
-      </w:pPr>
-      <w:r>
-        <w:rPr>
-          <w:rFonts w:ascii="Calibri" w:hAnsi="Calibri"/>
-          <w:b/>
-          <w:color w:val="212121"/>
-          <w:sz w:val="19"/>
-        </w:rPr>
-        <w:t xml:space="preserve">Frontend: </w:t>
-      </w:r>
-      <w:r>
-        <w:rPr>
-          <w:rFonts w:ascii="Calibri" w:hAnsi="Calibri"/>
-          <w:b w:val="0"/>
-          <w:color w:val="646464"/>
-          <w:sz w:val="19"/>
-        </w:rPr>
-        <w:t>HTML5, CSS3, Tailwind CSS, State Management</w:t>
-      </w:r>
-    </w:p>
-    <w:p>
-      <w:pPr>
-        <w:spacing w:after="40"/>
-      </w:pPr>
-      <w:r>
-        <w:rPr>
-          <w:rFonts w:ascii="Calibri" w:hAnsi="Calibri"/>
-          <w:b/>
-          <w:color w:val="212121"/>
-          <w:sz w:val="19"/>
-        </w:rPr>
-        <w:t xml:space="preserve">Integrations: </w:t>
-      </w:r>
-      <w:r>
-        <w:rPr>
-          <w:rFonts w:ascii="Calibri" w:hAnsi="Calibri"/>
-          <w:b w:val="0"/>
-          <w:color w:val="646464"/>
-          <w:sz w:val="19"/>
-        </w:rPr>
-        <w:t>Razorpay, Google Maps, Algolia Search, WhatsApp Notifications, Barcode Generation</w:t>
-      </w:r>
-    </w:p>
-    <w:p>
-      <w:pPr>
-        <w:spacing w:after="40"/>
-      </w:pPr>
-      <w:r>
-        <w:rPr>
-          <w:rFonts w:ascii="Calibri" w:hAnsi="Calibri"/>
-          <w:b/>
-          <w:color w:val="212121"/>
-          <w:sz w:val="19"/>
-        </w:rPr>
-        <w:t xml:space="preserve">Commerce &amp; Multi-Tenant: </w:t>
-      </w:r>
-      <w:r>
-        <w:rPr>
-          <w:rFonts w:ascii="Calibri" w:hAnsi="Calibri"/>
-          <w:b w:val="0"/>
-          <w:color w:val="646464"/>
-          <w:sz w:val="19"/>
-        </w:rPr>
-        <w:t>Multi-Tenant Architecture (8+ themes), Tenant Onboarding, Product Search, Checkout Flows</w:t>
-      </w:r>
-    </w:p>
-    <w:p>
-      <w:pPr>
-        <w:spacing w:after="40"/>
-      </w:pPr>
-      <w:r>
-        <w:rPr>
-          <w:rFonts w:ascii="Calibri" w:hAnsi="Calibri"/>
-          <w:b/>
-          <w:color w:val="212121"/>
-          <w:sz w:val="19"/>
-        </w:rPr>
-        <w:t xml:space="preserve">Also experienced in: </w:t>
-      </w:r>
-      <w:r>
-        <w:rPr>
-          <w:rFonts w:ascii="Calibri" w:hAnsi="Calibri"/>
-          <w:b w:val="0"/>
-          <w:color w:val="646464"/>
-          <w:sz w:val="19"/>
-        </w:rPr>
-        <w:t>Python, Django, MySQL, SQLite</w:t>
-      </w:r>
-    </w:p>
-    <w:p>
-      <w:pPr>
-        <w:spacing w:after="40"/>
-      </w:pPr>
-      <w:r>
-        <w:rPr>
-          <w:rFonts w:ascii="Calibri" w:hAnsi="Calibri"/>
-          <w:b/>
-          <w:color w:val="212121"/>
-          <w:sz w:val="19"/>
-        </w:rPr>
-        <w:t xml:space="preserve">Tools: </w:t>
-      </w:r>
-      <w:r>
-        <w:rPr>
-          <w:rFonts w:ascii="Calibri" w:hAnsi="Calibri"/>
-          <w:b w:val="0"/>
-          <w:color w:val="646464"/>
-          <w:sz w:val="19"/>
-        </w:rPr>
-        <w:t>Git, GitHub, VS Code, Postman, Figma</w:t>
-      </w:r>
-    </w:p>
-    <w:p>
-      <w:pPr>
-        <w:spacing w:before="200" w:after="100"/>
-        <w:pBdr>
-          <w:bottom w:val="single" w:sz="6" w:space="4" w:color="B0B0B0"/>
-        </w:pBdr>
-      </w:pPr>
-      <w:r>
-        <w:rPr>
-          <w:rFonts w:ascii="Calibri" w:hAnsi="Calibri"/>
-          <w:b/>
-          <w:color w:val="1A3A5F"/>
-          <w:sz w:val="22"/>
-        </w:rPr>
-        <w:t>IMPACT SNAPSHOT</w:t>
-      </w:r>
-    </w:p>
-    <w:p>
-      <w:pPr>
-        <w:spacing w:after="0" w:line="276" w:lineRule="auto"/>
-      </w:pPr>
-      <w:r>
-        <w:rPr>
-          <w:rFonts w:ascii="Calibri" w:hAnsi="Calibri"/>
-          <w:b w:val="0"/>
-          <w:color w:val="212121"/>
-          <w:sz w:val="20"/>
-        </w:rPr>
-        <w:t>7+ Production Applications  |  8+ Production Theme Packs  |  3+ Bilingual (EN/AR) Storefronts with RTL  |  Multi-Tenant Platform Architecture  |  Promoted in 3 Months</w:t>
+        <w:t>Developed Flutter billing, inventory, purchase return, packing, shipping, bilingual printing, and Arabic and RTL localization features.</w:t>
       </w:r>
     </w:p>
     <w:sectPr>
       <w:pgSz w:w="12240" w:h="15840"/>
-      <w:pgMar w:top="792" w:right="864" w:bottom="720" w:left="864" w:header="720" w:footer="720" w:gutter="0"/>
+      <w:pgMar w:top="864" w:right="1008" w:bottom="864" w:left="1008" w:header="720" w:footer="720" w:gutter="0"/>
       <w:cols w:space="720"/>
       <w:docGrid w:linePitch="360"/>
     </w:sectPr>
